--- a/docpac_12071125/Programming_Certification.docx
+++ b/docpac_12071125/Programming_Certification.docx
@@ -1,21 +1,33 @@
 
 <file path=word/document.xml><?xml version="1.0" encoding="utf-8"?>
-<w:document xmlns:wpc="http://schemas.microsoft.com/office/word/2010/wordprocessingCanvas" xmlns:cx="http://schemas.microsoft.com/office/drawing/2014/chartex" xmlns:cx1="http://schemas.microsoft.com/office/drawing/2015/9/8/chartex" xmlns:cx2="http://schemas.microsoft.com/office/drawing/2015/10/21/chartex" xmlns:cx3="http://schemas.microsoft.com/office/drawing/2016/5/9/chartex" xmlns:cx4="http://schemas.microsoft.com/office/drawing/2016/5/10/chartex" xmlns:cx5="http://schemas.microsoft.com/office/drawing/2016/5/11/chartex" xmlns:cx6="http://schemas.microsoft.com/office/drawing/2016/5/12/chartex" xmlns:cx7="http://schemas.microsoft.com/office/drawing/2016/5/13/chartex" xmlns:cx8="http://schemas.microsoft.com/office/drawing/2016/5/14/chartex" xmlns:mc="http://schemas.openxmlformats.org/markup-compatibility/2006" xmlns:aink="http://schemas.microsoft.com/office/drawing/2016/ink" xmlns:am3d="http://schemas.microsoft.com/office/drawing/2017/model3d" xmlns:o="urn:schemas-microsoft-com:office:office" xmlns:r="http://schemas.openxmlformats.org/officeDocument/2006/relationships" xmlns:m="http://schemas.openxmlformats.org/officeDocument/2006/math" xmlns:v="urn:schemas-microsoft-com:vml" xmlns:wp14="http://schemas.microsoft.com/office/word/2010/wordprocessingDrawing" xmlns:wp="http://schemas.openxmlformats.org/drawingml/2006/wordprocessingDrawing" xmlns:w10="urn:schemas-microsoft-com:office:word" xmlns:w="http://schemas.openxmlformats.org/wordprocessingml/2006/main" xmlns:w14="http://schemas.microsoft.com/office/word/2010/wordml" xmlns:w15="http://schemas.microsoft.com/office/word/2012/wordml" xmlns:w16cex="http://schemas.microsoft.com/office/word/2018/wordml/cex" xmlns:w16cid="http://schemas.microsoft.com/office/word/2016/wordml/cid" xmlns:w16="http://schemas.microsoft.com/office/word/2018/wordml" xmlns:w16sdtdh="http://schemas.microsoft.com/office/word/2020/wordml/sdtdatahash" xmlns:w16se="http://schemas.microsoft.com/office/word/2015/wordml/symex" xmlns:wpg="http://schemas.microsoft.com/office/word/2010/wordprocessingGroup" xmlns:wpi="http://schemas.microsoft.com/office/word/2010/wordprocessingInk" xmlns:wne="http://schemas.microsoft.com/office/word/2006/wordml" xmlns:wps="http://schemas.microsoft.com/office/word/2010/wordprocessingShape" mc:Ignorable="w14 w15 w16se w16cid w16 w16cex w16sdtdh wp14">
+<w:document xmlns:wpc="http://schemas.microsoft.com/office/word/2010/wordprocessingCanvas" xmlns:cx="http://schemas.microsoft.com/office/drawing/2014/chartex" xmlns:cx1="http://schemas.microsoft.com/office/drawing/2015/9/8/chartex" xmlns:cx2="http://schemas.microsoft.com/office/drawing/2015/10/21/chartex" xmlns:cx3="http://schemas.microsoft.com/office/drawing/2016/5/9/chartex" xmlns:cx4="http://schemas.microsoft.com/office/drawing/2016/5/10/chartex" xmlns:cx5="http://schemas.microsoft.com/office/drawing/2016/5/11/chartex" xmlns:cx6="http://schemas.microsoft.com/office/drawing/2016/5/12/chartex" xmlns:cx7="http://schemas.microsoft.com/office/drawing/2016/5/13/chartex" xmlns:cx8="http://schemas.microsoft.com/office/drawing/2016/5/14/chartex" xmlns:mc="http://schemas.openxmlformats.org/markup-compatibility/2006" xmlns:aink="http://schemas.microsoft.com/office/drawing/2016/ink" xmlns:am3d="http://schemas.microsoft.com/office/drawing/2017/model3d" xmlns:o="urn:schemas-microsoft-com:office:office" xmlns:oel="http://schemas.microsoft.com/office/2019/extlst" xmlns:r="http://schemas.openxmlformats.org/officeDocument/2006/relationships" xmlns:m="http://schemas.openxmlformats.org/officeDocument/2006/math" xmlns:v="urn:schemas-microsoft-com:vml" xmlns:wp14="http://schemas.microsoft.com/office/word/2010/wordprocessingDrawing" xmlns:wp="http://schemas.openxmlformats.org/drawingml/2006/wordprocessingDrawing" xmlns:w10="urn:schemas-microsoft-com:office:word" xmlns:w="http://schemas.openxmlformats.org/wordprocessingml/2006/main" xmlns:w14="http://schemas.microsoft.com/office/word/2010/wordml" xmlns:w15="http://schemas.microsoft.com/office/word/2012/wordml" xmlns:w16cex="http://schemas.microsoft.com/office/word/2018/wordml/cex" xmlns:w16cid="http://schemas.microsoft.com/office/word/2016/wordml/cid" xmlns:w16="http://schemas.microsoft.com/office/word/2018/wordml" xmlns:w16du="http://schemas.microsoft.com/office/word/2023/wordml/word16du" xmlns:w16sdtdh="http://schemas.microsoft.com/office/word/2020/wordml/sdtdatahash" xmlns:w16sdtfl="http://schemas.microsoft.com/office/word/2024/wordml/sdtformatlock" xmlns:w16se="http://schemas.microsoft.com/office/word/2015/wordml/symex" xmlns:wpg="http://schemas.microsoft.com/office/word/2010/wordprocessingGroup" xmlns:wpi="http://schemas.microsoft.com/office/word/2010/wordprocessingInk" xmlns:wne="http://schemas.microsoft.com/office/word/2006/wordml" xmlns:wps="http://schemas.microsoft.com/office/word/2010/wordprocessingShape" mc:Ignorable="w14 w15 w16se w16cid w16 w16cex w16sdtdh w16sdtfl w16du wp14">
   <w:body>
     <w:p>
       <w:pPr>
         <w:pStyle w:val="Heading1"/>
       </w:pPr>
       <w:r>
-        <w:t>🧾</w:t>
-      </w:r>
-      <w:r>
-        <w:t xml:space="preserve"> Programming Certification Payment Request Worksheet</w:t>
+        <w:t>🧾 Programming Certification Payment Request Worksheet</w:t>
       </w:r>
     </w:p>
     <w:p>
       <w:r>
-        <w:t>Student Name: ___________________________   Grade: _______   Date: __________________</w:t>
+        <w:t xml:space="preserve">Student Name: </w:t>
+      </w:r>
+      <w:r>
+        <w:t xml:space="preserve"> Robert Ambartsumyan</w:t>
+      </w:r>
+      <w:r>
+        <w:t xml:space="preserve">   Grade: </w:t>
+      </w:r>
+      <w:r>
+        <w:t>12</w:t>
+      </w:r>
+      <w:r>
+        <w:t xml:space="preserve">   Date: </w:t>
+      </w:r>
+      <w:r>
+        <w:t>11/5/25</w:t>
       </w:r>
     </w:p>
     <w:p>
@@ -91,7 +103,13 @@
               <w:cnfStyle w:val="000000100000" w:firstRow="0" w:lastRow="0" w:firstColumn="0" w:lastColumn="0" w:oddVBand="0" w:evenVBand="0" w:oddHBand="1" w:evenHBand="0" w:firstRowFirstColumn="0" w:firstRowLastColumn="0" w:lastRowFirstColumn="0" w:lastRowLastColumn="0"/>
             </w:pPr>
             <w:r>
-              <w:t xml:space="preserve">                                                                                </w:t>
+              <w:t xml:space="preserve">                                       </w:t>
+            </w:r>
+            <w:r>
+              <w:t xml:space="preserve"> </w:t>
+            </w:r>
+            <w:r>
+              <w:t xml:space="preserve">                                         </w:t>
             </w:r>
           </w:p>
         </w:tc>
@@ -120,10 +138,7 @@
               <w:cnfStyle w:val="000000000000" w:firstRow="0" w:lastRow="0" w:firstColumn="0" w:lastColumn="0" w:oddVBand="0" w:evenVBand="0" w:oddHBand="0" w:evenHBand="0" w:firstRowFirstColumn="0" w:firstRowLastColumn="0" w:lastRowFirstColumn="0" w:lastRowLastColumn="0"/>
             </w:pPr>
             <w:r>
-              <w:t xml:space="preserve">                       </w:t>
-            </w:r>
-            <w:r>
-              <w:t xml:space="preserve">                                                         </w:t>
+              <w:t xml:space="preserve">                                                                                </w:t>
             </w:r>
           </w:p>
         </w:tc>
@@ -182,10 +197,7 @@
               <w:cnfStyle w:val="000000000000" w:firstRow="0" w:lastRow="0" w:firstColumn="0" w:lastColumn="0" w:oddVBand="0" w:evenVBand="0" w:oddHBand="0" w:evenHBand="0" w:firstRowFirstColumn="0" w:firstRowLastColumn="0" w:lastRowFirstColumn="0" w:lastRowLastColumn="0"/>
             </w:pPr>
             <w:r>
-              <w:t xml:space="preserve">                                                   </w:t>
-            </w:r>
-            <w:r>
-              <w:t xml:space="preserve">                             </w:t>
+              <w:t xml:space="preserve">                                                                                </w:t>
             </w:r>
           </w:p>
         </w:tc>
@@ -323,10 +335,7 @@
               <w:cnfStyle w:val="100000000000" w:firstRow="1" w:lastRow="0" w:firstColumn="0" w:lastColumn="0" w:oddVBand="0" w:evenVBand="0" w:oddHBand="0" w:evenHBand="0" w:firstRowFirstColumn="0" w:firstRowLastColumn="0" w:lastRowFirstColumn="0" w:lastRowLastColumn="0"/>
             </w:pPr>
             <w:r>
-              <w:t xml:space="preserve">                                        </w:t>
-            </w:r>
-            <w:r>
-              <w:t xml:space="preserve">                                        </w:t>
+              <w:t xml:space="preserve">                                                                                </w:t>
             </w:r>
           </w:p>
         </w:tc>
@@ -385,10 +394,7 @@
               <w:cnfStyle w:val="000000000000" w:firstRow="0" w:lastRow="0" w:firstColumn="0" w:lastColumn="0" w:oddVBand="0" w:evenVBand="0" w:oddHBand="0" w:evenHBand="0" w:firstRowFirstColumn="0" w:firstRowLastColumn="0" w:lastRowFirstColumn="0" w:lastRowLastColumn="0"/>
             </w:pPr>
             <w:r>
-              <w:t xml:space="preserve">                                                              </w:t>
-            </w:r>
-            <w:r>
-              <w:t xml:space="preserve">                  </w:t>
+              <w:t xml:space="preserve">                                                                                </w:t>
             </w:r>
           </w:p>
         </w:tc>
@@ -479,10 +485,7 @@
       </w:pPr>
       <w:r>
         <w:lastRenderedPageBreak/>
-        <w:t>SECTION 3 – Payment Summar</w:t>
-      </w:r>
-      <w:r>
-        <w:t>y</w:t>
+        <w:t>SECTION 3 – Payment Summary</w:t>
       </w:r>
     </w:p>
     <w:tbl>
@@ -638,10 +641,7 @@
     </w:p>
     <w:p>
       <w:r>
-        <w:t>________________________________________________________________________</w:t>
-      </w:r>
-      <w:r>
-        <w:t>___________________</w:t>
+        <w:t>___________________________________________________________________________________________</w:t>
       </w:r>
     </w:p>
     <w:p>
@@ -664,10 +664,7 @@
     </w:p>
     <w:p>
       <w:r>
-        <w:t>Student Signature</w:t>
-      </w:r>
-      <w:r>
-        <w:t>: ___________________________    Date: __________</w:t>
+        <w:t>Student Signature: ___________________________    Date: __________</w:t>
       </w:r>
     </w:p>
     <w:p>
@@ -691,7 +688,7 @@
 </file>
 
 <file path=word/numbering.xml><?xml version="1.0" encoding="utf-8"?>
-<w:numbering xmlns:wpc="http://schemas.microsoft.com/office/word/2010/wordprocessingCanvas" xmlns:cx="http://schemas.microsoft.com/office/drawing/2014/chartex" xmlns:cx1="http://schemas.microsoft.com/office/drawing/2015/9/8/chartex" xmlns:cx2="http://schemas.microsoft.com/office/drawing/2015/10/21/chartex" xmlns:cx3="http://schemas.microsoft.com/office/drawing/2016/5/9/chartex" xmlns:cx4="http://schemas.microsoft.com/office/drawing/2016/5/10/chartex" xmlns:cx5="http://schemas.microsoft.com/office/drawing/2016/5/11/chartex" xmlns:cx6="http://schemas.microsoft.com/office/drawing/2016/5/12/chartex" xmlns:cx7="http://schemas.microsoft.com/office/drawing/2016/5/13/chartex" xmlns:cx8="http://schemas.microsoft.com/office/drawing/2016/5/14/chartex" xmlns:mc="http://schemas.openxmlformats.org/markup-compatibility/2006" xmlns:aink="http://schemas.microsoft.com/office/drawing/2016/ink" xmlns:am3d="http://schemas.microsoft.com/office/drawing/2017/model3d" xmlns:o="urn:schemas-microsoft-com:office:office" xmlns:r="http://schemas.openxmlformats.org/officeDocument/2006/relationships" xmlns:m="http://schemas.openxmlformats.org/officeDocument/2006/math" xmlns:v="urn:schemas-microsoft-com:vml" xmlns:wp14="http://schemas.microsoft.com/office/word/2010/wordprocessingDrawing" xmlns:wp="http://schemas.openxmlformats.org/drawingml/2006/wordprocessingDrawing" xmlns:w10="urn:schemas-microsoft-com:office:word" xmlns:w="http://schemas.openxmlformats.org/wordprocessingml/2006/main" xmlns:w14="http://schemas.microsoft.com/office/word/2010/wordml" xmlns:w15="http://schemas.microsoft.com/office/word/2012/wordml" xmlns:w16cex="http://schemas.microsoft.com/office/word/2018/wordml/cex" xmlns:w16cid="http://schemas.microsoft.com/office/word/2016/wordml/cid" xmlns:w16="http://schemas.microsoft.com/office/word/2018/wordml" xmlns:w16sdtdh="http://schemas.microsoft.com/office/word/2020/wordml/sdtdatahash" xmlns:w16se="http://schemas.microsoft.com/office/word/2015/wordml/symex" xmlns:wpg="http://schemas.microsoft.com/office/word/2010/wordprocessingGroup" xmlns:wpi="http://schemas.microsoft.com/office/word/2010/wordprocessingInk" xmlns:wne="http://schemas.microsoft.com/office/word/2006/wordml" xmlns:wps="http://schemas.microsoft.com/office/word/2010/wordprocessingShape" mc:Ignorable="w14 w15 w16se w16cid w16 w16cex w16sdtdh wp14">
+<w:numbering xmlns:wpc="http://schemas.microsoft.com/office/word/2010/wordprocessingCanvas" xmlns:cx="http://schemas.microsoft.com/office/drawing/2014/chartex" xmlns:cx1="http://schemas.microsoft.com/office/drawing/2015/9/8/chartex" xmlns:cx2="http://schemas.microsoft.com/office/drawing/2015/10/21/chartex" xmlns:cx3="http://schemas.microsoft.com/office/drawing/2016/5/9/chartex" xmlns:cx4="http://schemas.microsoft.com/office/drawing/2016/5/10/chartex" xmlns:cx5="http://schemas.microsoft.com/office/drawing/2016/5/11/chartex" xmlns:cx6="http://schemas.microsoft.com/office/drawing/2016/5/12/chartex" xmlns:cx7="http://schemas.microsoft.com/office/drawing/2016/5/13/chartex" xmlns:cx8="http://schemas.microsoft.com/office/drawing/2016/5/14/chartex" xmlns:mc="http://schemas.openxmlformats.org/markup-compatibility/2006" xmlns:aink="http://schemas.microsoft.com/office/drawing/2016/ink" xmlns:am3d="http://schemas.microsoft.com/office/drawing/2017/model3d" xmlns:o="urn:schemas-microsoft-com:office:office" xmlns:oel="http://schemas.microsoft.com/office/2019/extlst" xmlns:r="http://schemas.openxmlformats.org/officeDocument/2006/relationships" xmlns:m="http://schemas.openxmlformats.org/officeDocument/2006/math" xmlns:v="urn:schemas-microsoft-com:vml" xmlns:wp14="http://schemas.microsoft.com/office/word/2010/wordprocessingDrawing" xmlns:wp="http://schemas.openxmlformats.org/drawingml/2006/wordprocessingDrawing" xmlns:w10="urn:schemas-microsoft-com:office:word" xmlns:w="http://schemas.openxmlformats.org/wordprocessingml/2006/main" xmlns:w14="http://schemas.microsoft.com/office/word/2010/wordml" xmlns:w15="http://schemas.microsoft.com/office/word/2012/wordml" xmlns:w16cex="http://schemas.microsoft.com/office/word/2018/wordml/cex" xmlns:w16cid="http://schemas.microsoft.com/office/word/2016/wordml/cid" xmlns:w16="http://schemas.microsoft.com/office/word/2018/wordml" xmlns:w16du="http://schemas.microsoft.com/office/word/2023/wordml/word16du" xmlns:w16sdtdh="http://schemas.microsoft.com/office/word/2020/wordml/sdtdatahash" xmlns:w16sdtfl="http://schemas.microsoft.com/office/word/2024/wordml/sdtformatlock" xmlns:w16se="http://schemas.microsoft.com/office/word/2015/wordml/symex" xmlns:wpg="http://schemas.microsoft.com/office/word/2010/wordprocessingGroup" xmlns:wpi="http://schemas.microsoft.com/office/word/2010/wordprocessingInk" xmlns:wne="http://schemas.microsoft.com/office/word/2006/wordml" xmlns:wps="http://schemas.microsoft.com/office/word/2010/wordprocessingShape" mc:Ignorable="w14 w15 w16se w16cid w16 w16cex w16sdtdh w16sdtfl w16du wp14">
   <w:abstractNum w:abstractNumId="0" w15:restartNumberingAfterBreak="0">
     <w:nsid w:val="FFFFFF7C"/>
     <w:multiLevelType w:val="singleLevel"/>
@@ -863,38 +860,38 @@
       </w:rPr>
     </w:lvl>
   </w:abstractNum>
-  <w:num w:numId="1">
+  <w:num w:numId="1" w16cid:durableId="700596723">
     <w:abstractNumId w:val="8"/>
   </w:num>
-  <w:num w:numId="2">
+  <w:num w:numId="2" w16cid:durableId="1124301822">
     <w:abstractNumId w:val="6"/>
   </w:num>
-  <w:num w:numId="3">
+  <w:num w:numId="3" w16cid:durableId="934938195">
     <w:abstractNumId w:val="5"/>
   </w:num>
-  <w:num w:numId="4">
+  <w:num w:numId="4" w16cid:durableId="209539550">
     <w:abstractNumId w:val="4"/>
   </w:num>
-  <w:num w:numId="5">
+  <w:num w:numId="5" w16cid:durableId="1901793855">
     <w:abstractNumId w:val="7"/>
   </w:num>
-  <w:num w:numId="6">
+  <w:num w:numId="6" w16cid:durableId="995767353">
     <w:abstractNumId w:val="3"/>
   </w:num>
-  <w:num w:numId="7">
+  <w:num w:numId="7" w16cid:durableId="1502768684">
     <w:abstractNumId w:val="2"/>
   </w:num>
-  <w:num w:numId="8">
+  <w:num w:numId="8" w16cid:durableId="104468738">
     <w:abstractNumId w:val="1"/>
   </w:num>
-  <w:num w:numId="9">
+  <w:num w:numId="9" w16cid:durableId="1911580311">
     <w:abstractNumId w:val="0"/>
   </w:num>
 </w:numbering>
 </file>
 
 <file path=word/styles.xml><?xml version="1.0" encoding="utf-8"?>
-<w:styles xmlns:mc="http://schemas.openxmlformats.org/markup-compatibility/2006" xmlns:r="http://schemas.openxmlformats.org/officeDocument/2006/relationships" xmlns:w="http://schemas.openxmlformats.org/wordprocessingml/2006/main" xmlns:w14="http://schemas.microsoft.com/office/word/2010/wordml" xmlns:w15="http://schemas.microsoft.com/office/word/2012/wordml" xmlns:w16cex="http://schemas.microsoft.com/office/word/2018/wordml/cex" xmlns:w16cid="http://schemas.microsoft.com/office/word/2016/wordml/cid" xmlns:w16="http://schemas.microsoft.com/office/word/2018/wordml" xmlns:w16sdtdh="http://schemas.microsoft.com/office/word/2020/wordml/sdtdatahash" xmlns:w16se="http://schemas.microsoft.com/office/word/2015/wordml/symex" mc:Ignorable="w14 w15 w16se w16cid w16 w16cex w16sdtdh">
+<w:styles xmlns:mc="http://schemas.openxmlformats.org/markup-compatibility/2006" xmlns:r="http://schemas.openxmlformats.org/officeDocument/2006/relationships" xmlns:w="http://schemas.openxmlformats.org/wordprocessingml/2006/main" xmlns:w14="http://schemas.microsoft.com/office/word/2010/wordml" xmlns:w15="http://schemas.microsoft.com/office/word/2012/wordml" xmlns:w16cex="http://schemas.microsoft.com/office/word/2018/wordml/cex" xmlns:w16cid="http://schemas.microsoft.com/office/word/2016/wordml/cid" xmlns:w16="http://schemas.microsoft.com/office/word/2018/wordml" xmlns:w16du="http://schemas.microsoft.com/office/word/2023/wordml/word16du" xmlns:w16sdtdh="http://schemas.microsoft.com/office/word/2020/wordml/sdtdatahash" xmlns:w16sdtfl="http://schemas.microsoft.com/office/word/2024/wordml/sdtformatlock" xmlns:w16se="http://schemas.microsoft.com/office/word/2015/wordml/symex" mc:Ignorable="w14 w15 w16se w16cid w16 w16cex w16sdtdh w16sdtfl w16du">
   <w:docDefaults>
     <w:rPrDefault>
       <w:rPr>
@@ -1178,11 +1175,6 @@
     <w:lsdException w:name="Book Title" w:uiPriority="33" w:qFormat="1"/>
     <w:lsdException w:name="Bibliography" w:semiHidden="1" w:uiPriority="37" w:unhideWhenUsed="1"/>
     <w:lsdException w:name="TOC Heading" w:semiHidden="1" w:uiPriority="39" w:unhideWhenUsed="1" w:qFormat="1"/>
-    <w:lsdException w:name="Plain Table 5" w:semiHidden="1" w:unhideWhenUsed="1"/>
-    <w:lsdException w:name="Grid Table Light" w:semiHidden="1" w:unhideWhenUsed="1"/>
-    <w:lsdException w:name="Grid Table 1 Light" w:semiHidden="1" w:unhideWhenUsed="1"/>
-    <w:lsdException w:name="Grid Table 2" w:semiHidden="1" w:unhideWhenUsed="1"/>
-    <w:lsdException w:name="Grid Table 3" w:semiHidden="1" w:unhideWhenUsed="1"/>
     <w:lsdException w:name="Grid Table 4" w:uiPriority="49"/>
     <w:lsdException w:name="Grid Table 5 Dark" w:uiPriority="50"/>
     <w:lsdException w:name="Grid Table 6 Colorful" w:uiPriority="51"/>

--- a/docpac_12071125/Programming_Certification.docx
+++ b/docpac_12071125/Programming_Certification.docx
@@ -1,33 +1,21 @@
 
 <file path=word/document.xml><?xml version="1.0" encoding="utf-8"?>
-<w:document xmlns:wpc="http://schemas.microsoft.com/office/word/2010/wordprocessingCanvas" xmlns:cx="http://schemas.microsoft.com/office/drawing/2014/chartex" xmlns:cx1="http://schemas.microsoft.com/office/drawing/2015/9/8/chartex" xmlns:cx2="http://schemas.microsoft.com/office/drawing/2015/10/21/chartex" xmlns:cx3="http://schemas.microsoft.com/office/drawing/2016/5/9/chartex" xmlns:cx4="http://schemas.microsoft.com/office/drawing/2016/5/10/chartex" xmlns:cx5="http://schemas.microsoft.com/office/drawing/2016/5/11/chartex" xmlns:cx6="http://schemas.microsoft.com/office/drawing/2016/5/12/chartex" xmlns:cx7="http://schemas.microsoft.com/office/drawing/2016/5/13/chartex" xmlns:cx8="http://schemas.microsoft.com/office/drawing/2016/5/14/chartex" xmlns:mc="http://schemas.openxmlformats.org/markup-compatibility/2006" xmlns:aink="http://schemas.microsoft.com/office/drawing/2016/ink" xmlns:am3d="http://schemas.microsoft.com/office/drawing/2017/model3d" xmlns:o="urn:schemas-microsoft-com:office:office" xmlns:oel="http://schemas.microsoft.com/office/2019/extlst" xmlns:r="http://schemas.openxmlformats.org/officeDocument/2006/relationships" xmlns:m="http://schemas.openxmlformats.org/officeDocument/2006/math" xmlns:v="urn:schemas-microsoft-com:vml" xmlns:wp14="http://schemas.microsoft.com/office/word/2010/wordprocessingDrawing" xmlns:wp="http://schemas.openxmlformats.org/drawingml/2006/wordprocessingDrawing" xmlns:w10="urn:schemas-microsoft-com:office:word" xmlns:w="http://schemas.openxmlformats.org/wordprocessingml/2006/main" xmlns:w14="http://schemas.microsoft.com/office/word/2010/wordml" xmlns:w15="http://schemas.microsoft.com/office/word/2012/wordml" xmlns:w16cex="http://schemas.microsoft.com/office/word/2018/wordml/cex" xmlns:w16cid="http://schemas.microsoft.com/office/word/2016/wordml/cid" xmlns:w16="http://schemas.microsoft.com/office/word/2018/wordml" xmlns:w16du="http://schemas.microsoft.com/office/word/2023/wordml/word16du" xmlns:w16sdtdh="http://schemas.microsoft.com/office/word/2020/wordml/sdtdatahash" xmlns:w16sdtfl="http://schemas.microsoft.com/office/word/2024/wordml/sdtformatlock" xmlns:w16se="http://schemas.microsoft.com/office/word/2015/wordml/symex" xmlns:wpg="http://schemas.microsoft.com/office/word/2010/wordprocessingGroup" xmlns:wpi="http://schemas.microsoft.com/office/word/2010/wordprocessingInk" xmlns:wne="http://schemas.microsoft.com/office/word/2006/wordml" xmlns:wps="http://schemas.microsoft.com/office/word/2010/wordprocessingShape" mc:Ignorable="w14 w15 w16se w16cid w16 w16cex w16sdtdh w16sdtfl w16du wp14">
+<w:document xmlns:wpc="http://schemas.microsoft.com/office/word/2010/wordprocessingCanvas" xmlns:cx="http://schemas.microsoft.com/office/drawing/2014/chartex" xmlns:cx1="http://schemas.microsoft.com/office/drawing/2015/9/8/chartex" xmlns:cx2="http://schemas.microsoft.com/office/drawing/2015/10/21/chartex" xmlns:cx3="http://schemas.microsoft.com/office/drawing/2016/5/9/chartex" xmlns:cx4="http://schemas.microsoft.com/office/drawing/2016/5/10/chartex" xmlns:cx5="http://schemas.microsoft.com/office/drawing/2016/5/11/chartex" xmlns:cx6="http://schemas.microsoft.com/office/drawing/2016/5/12/chartex" xmlns:cx7="http://schemas.microsoft.com/office/drawing/2016/5/13/chartex" xmlns:cx8="http://schemas.microsoft.com/office/drawing/2016/5/14/chartex" xmlns:mc="http://schemas.openxmlformats.org/markup-compatibility/2006" xmlns:aink="http://schemas.microsoft.com/office/drawing/2016/ink" xmlns:am3d="http://schemas.microsoft.com/office/drawing/2017/model3d" xmlns:o="urn:schemas-microsoft-com:office:office" xmlns:r="http://schemas.openxmlformats.org/officeDocument/2006/relationships" xmlns:m="http://schemas.openxmlformats.org/officeDocument/2006/math" xmlns:v="urn:schemas-microsoft-com:vml" xmlns:wp14="http://schemas.microsoft.com/office/word/2010/wordprocessingDrawing" xmlns:wp="http://schemas.openxmlformats.org/drawingml/2006/wordprocessingDrawing" xmlns:w10="urn:schemas-microsoft-com:office:word" xmlns:w="http://schemas.openxmlformats.org/wordprocessingml/2006/main" xmlns:w14="http://schemas.microsoft.com/office/word/2010/wordml" xmlns:w15="http://schemas.microsoft.com/office/word/2012/wordml" xmlns:w16cex="http://schemas.microsoft.com/office/word/2018/wordml/cex" xmlns:w16cid="http://schemas.microsoft.com/office/word/2016/wordml/cid" xmlns:w16="http://schemas.microsoft.com/office/word/2018/wordml" xmlns:w16sdtdh="http://schemas.microsoft.com/office/word/2020/wordml/sdtdatahash" xmlns:w16se="http://schemas.microsoft.com/office/word/2015/wordml/symex" xmlns:wpg="http://schemas.microsoft.com/office/word/2010/wordprocessingGroup" xmlns:wpi="http://schemas.microsoft.com/office/word/2010/wordprocessingInk" xmlns:wne="http://schemas.microsoft.com/office/word/2006/wordml" xmlns:wps="http://schemas.microsoft.com/office/word/2010/wordprocessingShape" mc:Ignorable="w14 w15 w16se w16cid w16 w16cex w16sdtdh wp14">
   <w:body>
     <w:p>
       <w:pPr>
         <w:pStyle w:val="Heading1"/>
       </w:pPr>
       <w:r>
-        <w:t>🧾 Programming Certification Payment Request Worksheet</w:t>
+        <w:t>🧾</w:t>
+      </w:r>
+      <w:r>
+        <w:t xml:space="preserve"> Programming Certification Payment Request Worksheet</w:t>
       </w:r>
     </w:p>
     <w:p>
       <w:r>
-        <w:t xml:space="preserve">Student Name: </w:t>
-      </w:r>
-      <w:r>
-        <w:t xml:space="preserve"> Robert Ambartsumyan</w:t>
-      </w:r>
-      <w:r>
-        <w:t xml:space="preserve">   Grade: </w:t>
-      </w:r>
-      <w:r>
-        <w:t>12</w:t>
-      </w:r>
-      <w:r>
-        <w:t xml:space="preserve">   Date: </w:t>
-      </w:r>
-      <w:r>
-        <w:t>11/5/25</w:t>
+        <w:t>Student Name: ___________________________   Grade: _______   Date: __________________</w:t>
       </w:r>
     </w:p>
     <w:p>
@@ -103,13 +91,7 @@
               <w:cnfStyle w:val="000000100000" w:firstRow="0" w:lastRow="0" w:firstColumn="0" w:lastColumn="0" w:oddVBand="0" w:evenVBand="0" w:oddHBand="1" w:evenHBand="0" w:firstRowFirstColumn="0" w:firstRowLastColumn="0" w:lastRowFirstColumn="0" w:lastRowLastColumn="0"/>
             </w:pPr>
             <w:r>
-              <w:t xml:space="preserve">                                       </w:t>
-            </w:r>
-            <w:r>
-              <w:t xml:space="preserve"> </w:t>
-            </w:r>
-            <w:r>
-              <w:t xml:space="preserve">                                         </w:t>
+              <w:t xml:space="preserve">                                                                                </w:t>
             </w:r>
           </w:p>
         </w:tc>
@@ -138,7 +120,10 @@
               <w:cnfStyle w:val="000000000000" w:firstRow="0" w:lastRow="0" w:firstColumn="0" w:lastColumn="0" w:oddVBand="0" w:evenVBand="0" w:oddHBand="0" w:evenHBand="0" w:firstRowFirstColumn="0" w:firstRowLastColumn="0" w:lastRowFirstColumn="0" w:lastRowLastColumn="0"/>
             </w:pPr>
             <w:r>
-              <w:t xml:space="preserve">                                                                                </w:t>
+              <w:t xml:space="preserve">                       </w:t>
+            </w:r>
+            <w:r>
+              <w:t xml:space="preserve">                                                         </w:t>
             </w:r>
           </w:p>
         </w:tc>
@@ -197,7 +182,10 @@
               <w:cnfStyle w:val="000000000000" w:firstRow="0" w:lastRow="0" w:firstColumn="0" w:lastColumn="0" w:oddVBand="0" w:evenVBand="0" w:oddHBand="0" w:evenHBand="0" w:firstRowFirstColumn="0" w:firstRowLastColumn="0" w:lastRowFirstColumn="0" w:lastRowLastColumn="0"/>
             </w:pPr>
             <w:r>
-              <w:t xml:space="preserve">                                                                                </w:t>
+              <w:t xml:space="preserve">                                                   </w:t>
+            </w:r>
+            <w:r>
+              <w:t xml:space="preserve">                             </w:t>
             </w:r>
           </w:p>
         </w:tc>
@@ -335,7 +323,10 @@
               <w:cnfStyle w:val="100000000000" w:firstRow="1" w:lastRow="0" w:firstColumn="0" w:lastColumn="0" w:oddVBand="0" w:evenVBand="0" w:oddHBand="0" w:evenHBand="0" w:firstRowFirstColumn="0" w:firstRowLastColumn="0" w:lastRowFirstColumn="0" w:lastRowLastColumn="0"/>
             </w:pPr>
             <w:r>
-              <w:t xml:space="preserve">                                                                                </w:t>
+              <w:t xml:space="preserve">                                        </w:t>
+            </w:r>
+            <w:r>
+              <w:t xml:space="preserve">                                        </w:t>
             </w:r>
           </w:p>
         </w:tc>
@@ -394,7 +385,10 @@
               <w:cnfStyle w:val="000000000000" w:firstRow="0" w:lastRow="0" w:firstColumn="0" w:lastColumn="0" w:oddVBand="0" w:evenVBand="0" w:oddHBand="0" w:evenHBand="0" w:firstRowFirstColumn="0" w:firstRowLastColumn="0" w:lastRowFirstColumn="0" w:lastRowLastColumn="0"/>
             </w:pPr>
             <w:r>
-              <w:t xml:space="preserve">                                                                                </w:t>
+              <w:t xml:space="preserve">                                                              </w:t>
+            </w:r>
+            <w:r>
+              <w:t xml:space="preserve">                  </w:t>
             </w:r>
           </w:p>
         </w:tc>
@@ -485,7 +479,10 @@
       </w:pPr>
       <w:r>
         <w:lastRenderedPageBreak/>
-        <w:t>SECTION 3 – Payment Summary</w:t>
+        <w:t>SECTION 3 – Payment Summar</w:t>
+      </w:r>
+      <w:r>
+        <w:t>y</w:t>
       </w:r>
     </w:p>
     <w:tbl>
@@ -641,7 +638,10 @@
     </w:p>
     <w:p>
       <w:r>
-        <w:t>___________________________________________________________________________________________</w:t>
+        <w:t>________________________________________________________________________</w:t>
+      </w:r>
+      <w:r>
+        <w:t>___________________</w:t>
       </w:r>
     </w:p>
     <w:p>
@@ -664,7 +664,10 @@
     </w:p>
     <w:p>
       <w:r>
-        <w:t>Student Signature: ___________________________    Date: __________</w:t>
+        <w:t>Student Signature</w:t>
+      </w:r>
+      <w:r>
+        <w:t>: ___________________________    Date: __________</w:t>
       </w:r>
     </w:p>
     <w:p>
@@ -688,7 +691,7 @@
 </file>
 
 <file path=word/numbering.xml><?xml version="1.0" encoding="utf-8"?>
-<w:numbering xmlns:wpc="http://schemas.microsoft.com/office/word/2010/wordprocessingCanvas" xmlns:cx="http://schemas.microsoft.com/office/drawing/2014/chartex" xmlns:cx1="http://schemas.microsoft.com/office/drawing/2015/9/8/chartex" xmlns:cx2="http://schemas.microsoft.com/office/drawing/2015/10/21/chartex" xmlns:cx3="http://schemas.microsoft.com/office/drawing/2016/5/9/chartex" xmlns:cx4="http://schemas.microsoft.com/office/drawing/2016/5/10/chartex" xmlns:cx5="http://schemas.microsoft.com/office/drawing/2016/5/11/chartex" xmlns:cx6="http://schemas.microsoft.com/office/drawing/2016/5/12/chartex" xmlns:cx7="http://schemas.microsoft.com/office/drawing/2016/5/13/chartex" xmlns:cx8="http://schemas.microsoft.com/office/drawing/2016/5/14/chartex" xmlns:mc="http://schemas.openxmlformats.org/markup-compatibility/2006" xmlns:aink="http://schemas.microsoft.com/office/drawing/2016/ink" xmlns:am3d="http://schemas.microsoft.com/office/drawing/2017/model3d" xmlns:o="urn:schemas-microsoft-com:office:office" xmlns:oel="http://schemas.microsoft.com/office/2019/extlst" xmlns:r="http://schemas.openxmlformats.org/officeDocument/2006/relationships" xmlns:m="http://schemas.openxmlformats.org/officeDocument/2006/math" xmlns:v="urn:schemas-microsoft-com:vml" xmlns:wp14="http://schemas.microsoft.com/office/word/2010/wordprocessingDrawing" xmlns:wp="http://schemas.openxmlformats.org/drawingml/2006/wordprocessingDrawing" xmlns:w10="urn:schemas-microsoft-com:office:word" xmlns:w="http://schemas.openxmlformats.org/wordprocessingml/2006/main" xmlns:w14="http://schemas.microsoft.com/office/word/2010/wordml" xmlns:w15="http://schemas.microsoft.com/office/word/2012/wordml" xmlns:w16cex="http://schemas.microsoft.com/office/word/2018/wordml/cex" xmlns:w16cid="http://schemas.microsoft.com/office/word/2016/wordml/cid" xmlns:w16="http://schemas.microsoft.com/office/word/2018/wordml" xmlns:w16du="http://schemas.microsoft.com/office/word/2023/wordml/word16du" xmlns:w16sdtdh="http://schemas.microsoft.com/office/word/2020/wordml/sdtdatahash" xmlns:w16sdtfl="http://schemas.microsoft.com/office/word/2024/wordml/sdtformatlock" xmlns:w16se="http://schemas.microsoft.com/office/word/2015/wordml/symex" xmlns:wpg="http://schemas.microsoft.com/office/word/2010/wordprocessingGroup" xmlns:wpi="http://schemas.microsoft.com/office/word/2010/wordprocessingInk" xmlns:wne="http://schemas.microsoft.com/office/word/2006/wordml" xmlns:wps="http://schemas.microsoft.com/office/word/2010/wordprocessingShape" mc:Ignorable="w14 w15 w16se w16cid w16 w16cex w16sdtdh w16sdtfl w16du wp14">
+<w:numbering xmlns:wpc="http://schemas.microsoft.com/office/word/2010/wordprocessingCanvas" xmlns:cx="http://schemas.microsoft.com/office/drawing/2014/chartex" xmlns:cx1="http://schemas.microsoft.com/office/drawing/2015/9/8/chartex" xmlns:cx2="http://schemas.microsoft.com/office/drawing/2015/10/21/chartex" xmlns:cx3="http://schemas.microsoft.com/office/drawing/2016/5/9/chartex" xmlns:cx4="http://schemas.microsoft.com/office/drawing/2016/5/10/chartex" xmlns:cx5="http://schemas.microsoft.com/office/drawing/2016/5/11/chartex" xmlns:cx6="http://schemas.microsoft.com/office/drawing/2016/5/12/chartex" xmlns:cx7="http://schemas.microsoft.com/office/drawing/2016/5/13/chartex" xmlns:cx8="http://schemas.microsoft.com/office/drawing/2016/5/14/chartex" xmlns:mc="http://schemas.openxmlformats.org/markup-compatibility/2006" xmlns:aink="http://schemas.microsoft.com/office/drawing/2016/ink" xmlns:am3d="http://schemas.microsoft.com/office/drawing/2017/model3d" xmlns:o="urn:schemas-microsoft-com:office:office" xmlns:r="http://schemas.openxmlformats.org/officeDocument/2006/relationships" xmlns:m="http://schemas.openxmlformats.org/officeDocument/2006/math" xmlns:v="urn:schemas-microsoft-com:vml" xmlns:wp14="http://schemas.microsoft.com/office/word/2010/wordprocessingDrawing" xmlns:wp="http://schemas.openxmlformats.org/drawingml/2006/wordprocessingDrawing" xmlns:w10="urn:schemas-microsoft-com:office:word" xmlns:w="http://schemas.openxmlformats.org/wordprocessingml/2006/main" xmlns:w14="http://schemas.microsoft.com/office/word/2010/wordml" xmlns:w15="http://schemas.microsoft.com/office/word/2012/wordml" xmlns:w16cex="http://schemas.microsoft.com/office/word/2018/wordml/cex" xmlns:w16cid="http://schemas.microsoft.com/office/word/2016/wordml/cid" xmlns:w16="http://schemas.microsoft.com/office/word/2018/wordml" xmlns:w16sdtdh="http://schemas.microsoft.com/office/word/2020/wordml/sdtdatahash" xmlns:w16se="http://schemas.microsoft.com/office/word/2015/wordml/symex" xmlns:wpg="http://schemas.microsoft.com/office/word/2010/wordprocessingGroup" xmlns:wpi="http://schemas.microsoft.com/office/word/2010/wordprocessingInk" xmlns:wne="http://schemas.microsoft.com/office/word/2006/wordml" xmlns:wps="http://schemas.microsoft.com/office/word/2010/wordprocessingShape" mc:Ignorable="w14 w15 w16se w16cid w16 w16cex w16sdtdh wp14">
   <w:abstractNum w:abstractNumId="0" w15:restartNumberingAfterBreak="0">
     <w:nsid w:val="FFFFFF7C"/>
     <w:multiLevelType w:val="singleLevel"/>
@@ -860,38 +863,38 @@
       </w:rPr>
     </w:lvl>
   </w:abstractNum>
-  <w:num w:numId="1" w16cid:durableId="700596723">
+  <w:num w:numId="1">
     <w:abstractNumId w:val="8"/>
   </w:num>
-  <w:num w:numId="2" w16cid:durableId="1124301822">
+  <w:num w:numId="2">
     <w:abstractNumId w:val="6"/>
   </w:num>
-  <w:num w:numId="3" w16cid:durableId="934938195">
+  <w:num w:numId="3">
     <w:abstractNumId w:val="5"/>
   </w:num>
-  <w:num w:numId="4" w16cid:durableId="209539550">
+  <w:num w:numId="4">
     <w:abstractNumId w:val="4"/>
   </w:num>
-  <w:num w:numId="5" w16cid:durableId="1901793855">
+  <w:num w:numId="5">
     <w:abstractNumId w:val="7"/>
   </w:num>
-  <w:num w:numId="6" w16cid:durableId="995767353">
+  <w:num w:numId="6">
     <w:abstractNumId w:val="3"/>
   </w:num>
-  <w:num w:numId="7" w16cid:durableId="1502768684">
+  <w:num w:numId="7">
     <w:abstractNumId w:val="2"/>
   </w:num>
-  <w:num w:numId="8" w16cid:durableId="104468738">
+  <w:num w:numId="8">
     <w:abstractNumId w:val="1"/>
   </w:num>
-  <w:num w:numId="9" w16cid:durableId="1911580311">
+  <w:num w:numId="9">
     <w:abstractNumId w:val="0"/>
   </w:num>
 </w:numbering>
 </file>
 
 <file path=word/styles.xml><?xml version="1.0" encoding="utf-8"?>
-<w:styles xmlns:mc="http://schemas.openxmlformats.org/markup-compatibility/2006" xmlns:r="http://schemas.openxmlformats.org/officeDocument/2006/relationships" xmlns:w="http://schemas.openxmlformats.org/wordprocessingml/2006/main" xmlns:w14="http://schemas.microsoft.com/office/word/2010/wordml" xmlns:w15="http://schemas.microsoft.com/office/word/2012/wordml" xmlns:w16cex="http://schemas.microsoft.com/office/word/2018/wordml/cex" xmlns:w16cid="http://schemas.microsoft.com/office/word/2016/wordml/cid" xmlns:w16="http://schemas.microsoft.com/office/word/2018/wordml" xmlns:w16du="http://schemas.microsoft.com/office/word/2023/wordml/word16du" xmlns:w16sdtdh="http://schemas.microsoft.com/office/word/2020/wordml/sdtdatahash" xmlns:w16sdtfl="http://schemas.microsoft.com/office/word/2024/wordml/sdtformatlock" xmlns:w16se="http://schemas.microsoft.com/office/word/2015/wordml/symex" mc:Ignorable="w14 w15 w16se w16cid w16 w16cex w16sdtdh w16sdtfl w16du">
+<w:styles xmlns:mc="http://schemas.openxmlformats.org/markup-compatibility/2006" xmlns:r="http://schemas.openxmlformats.org/officeDocument/2006/relationships" xmlns:w="http://schemas.openxmlformats.org/wordprocessingml/2006/main" xmlns:w14="http://schemas.microsoft.com/office/word/2010/wordml" xmlns:w15="http://schemas.microsoft.com/office/word/2012/wordml" xmlns:w16cex="http://schemas.microsoft.com/office/word/2018/wordml/cex" xmlns:w16cid="http://schemas.microsoft.com/office/word/2016/wordml/cid" xmlns:w16="http://schemas.microsoft.com/office/word/2018/wordml" xmlns:w16sdtdh="http://schemas.microsoft.com/office/word/2020/wordml/sdtdatahash" xmlns:w16se="http://schemas.microsoft.com/office/word/2015/wordml/symex" mc:Ignorable="w14 w15 w16se w16cid w16 w16cex w16sdtdh">
   <w:docDefaults>
     <w:rPrDefault>
       <w:rPr>
@@ -1175,6 +1178,11 @@
     <w:lsdException w:name="Book Title" w:uiPriority="33" w:qFormat="1"/>
     <w:lsdException w:name="Bibliography" w:semiHidden="1" w:uiPriority="37" w:unhideWhenUsed="1"/>
     <w:lsdException w:name="TOC Heading" w:semiHidden="1" w:uiPriority="39" w:unhideWhenUsed="1" w:qFormat="1"/>
+    <w:lsdException w:name="Plain Table 5" w:semiHidden="1" w:unhideWhenUsed="1"/>
+    <w:lsdException w:name="Grid Table Light" w:semiHidden="1" w:unhideWhenUsed="1"/>
+    <w:lsdException w:name="Grid Table 1 Light" w:semiHidden="1" w:unhideWhenUsed="1"/>
+    <w:lsdException w:name="Grid Table 2" w:semiHidden="1" w:unhideWhenUsed="1"/>
+    <w:lsdException w:name="Grid Table 3" w:semiHidden="1" w:unhideWhenUsed="1"/>
     <w:lsdException w:name="Grid Table 4" w:uiPriority="49"/>
     <w:lsdException w:name="Grid Table 5 Dark" w:uiPriority="50"/>
     <w:lsdException w:name="Grid Table 6 Colorful" w:uiPriority="51"/>
